--- a/facilitator-guide-estimation.docx
+++ b/facilitator-guide-estimation.docx
@@ -855,6 +855,142 @@
       </w:r>
       <w:r>
         <w:t xml:space="preserve"> each iteration, with a retrospective from the Retro Kit to close the loop. The break-down tools (Epic Canvas, Story Map, Story Splitting, Example Mapping) sit between vision and planning.</w:t>
+      </w:r>
+    </w:p>
+    <w:p>
+      <w:pPr>
+        <w:pStyle w:val="Heading1"/>
+      </w:pPr>
+      <w:r>
+        <w:t xml:space="preserve">Recreate it in your whiteboard</w:t>
+      </w:r>
+    </w:p>
+    <w:p>
+      <w:pPr>
+        <w:pStyle w:val="Small"/>
+      </w:pPr>
+      <w:r>
+        <w:t xml:space="preserve">Paste this into your whiteboard's AI assistant (for example Miro AI or Atlassian Rovo) or a general assistant, to get an editable, native version of the board. Results vary by tool, so expect to tidy it up. For an exact copy, import the SVG as a locked background instead.</w:t>
+      </w:r>
+    </w:p>
+    <w:p>
+      <w:r>
+        <w:t xml:space="preserve">Create an editable whiteboard for “Estimation”, a workshop board.</w:t>
+      </w:r>
+    </w:p>
+    <w:p>
+      <w:r>
+        <w:t xml:space="preserve">Purpose: Size work together quickly with planning poker, T-shirt sizes or affinity estimation, or decide not to estimate.</w:t>
+      </w:r>
+    </w:p>
+    <w:p>
+      <w:r>
+        <w:t xml:space="preserve">Layout: a wide landscape board (about 16:11). Make one frame per section below, placed as described. In each frame, add the section name as a heading, then its content as short text labels or empty fields to fill in. Leave space in each frame for sticky notes. Use the header colour given. Keep the wording as written and don't add extra content.</w:t>
+      </w:r>
+    </w:p>
+    <w:p>
+      <w:r>
+        <w:t xml:space="preserve">Header fields to fill in: Team, Date</w:t>
+      </w:r>
+    </w:p>
+    <w:p>
+      <w:r>
+        <w:t xml:space="preserve">Sections:</w:t>
+      </w:r>
+    </w:p>
+    <w:p>
+      <w:r>
+        <w:t xml:space="preserve">1. Planning Poker: top left, about 50% wide and 35% tall; header colour purple.</w:t>
+      </w:r>
+    </w:p>
+    <w:p>
+      <w:r>
+        <w:t xml:space="preserve">   Subtitle: For a handful of items</w:t>
+      </w:r>
+    </w:p>
+    <w:p>
+      <w:r>
+        <w:t xml:space="preserve">   Content: 1. 2 · 3. 5 · 8. 13 · 20. ? · ☕ · 1. Read the item · 2. Pick a card privately · 3. Reveal together · 4. Highest and lowest explain · 5. Re-vote, two rounds at most · Item: · Round 1: · Round 2: · Estimate:</w:t>
+      </w:r>
+    </w:p>
+    <w:p>
+      <w:r>
+        <w:t xml:space="preserve">2. T-Shirt Sizing: top right, about 50% wide and 35% tall; header colour blue.</w:t>
+      </w:r>
+    </w:p>
+    <w:p>
+      <w:r>
+        <w:t xml:space="preserve">   Subtitle: For many items, roughly</w:t>
+      </w:r>
+    </w:p>
+    <w:p>
+      <w:r>
+        <w:t xml:space="preserve">   Content: XS · S · M · L · XL · Reference item that is an “M”:</w:t>
+      </w:r>
+    </w:p>
+    <w:p>
+      <w:r>
+        <w:t xml:space="preserve">3. Affinity Estimation: middle left, about 65% wide and 45% tall; header colour orange.</w:t>
+      </w:r>
+    </w:p>
+    <w:p>
+      <w:r>
+        <w:t xml:space="preserve">   Subtitle: For a whole backlog in an hour</w:t>
+      </w:r>
+    </w:p>
+    <w:p>
+      <w:r>
+        <w:t xml:space="preserve">   Content: Silently place items left to right, smallest to largest. Anyone can move any item. · Then discuss items that keep moving, and draw size boundaries. · Smaller: · Larger: · 1. 2 · 3. 5 · 8. 13</w:t>
+      </w:r>
+    </w:p>
+    <w:p>
+      <w:r>
+        <w:t xml:space="preserve">4. Reference Items: middle right, about 35% wide and 45% tall; header colour emerald green.</w:t>
+      </w:r>
+    </w:p>
+    <w:p>
+      <w:r>
+        <w:t xml:space="preserve">   Subtitle: Shared examples keep sizes consistent</w:t>
+      </w:r>
+    </w:p>
+    <w:p>
+      <w:r>
+        <w:t xml:space="preserve">   Content: Size: · Item everyone remembers: · Why this size:</w:t>
+      </w:r>
+    </w:p>
+    <w:p>
+      <w:r>
+        <w:t xml:space="preserve">5. Or Don't Estimate: bottom left, about 65% wide and 15% tall; header colour slate grey.</w:t>
+      </w:r>
+    </w:p>
+    <w:p>
+      <w:r>
+        <w:t xml:space="preserve">   Subtitle: Counting items often forecasts just as well</w:t>
+      </w:r>
+    </w:p>
+    <w:p>
+      <w:r>
+        <w:t xml:space="preserve">   Content: If items are split small enough to finish within your SLE, count them instead of sizing them. · Forecast from throughput with the Release Forecast board. · We'll try counting items instead of estimating for · iterations, then compare</w:t>
+      </w:r>
+    </w:p>
+    <w:p>
+      <w:r>
+        <w:t xml:space="preserve">6. Ground Rules: bottom right, about 35% wide and 15% tall; header colour red.</w:t>
+      </w:r>
+    </w:p>
+    <w:p>
+      <w:r>
+        <w:t xml:space="preserve">   Content: Estimates belong to the people doing the work · An estimate is a forecast, not a promise · Never compare points between teams</w:t>
+      </w:r>
+    </w:p>
+    <w:p>
+      <w:r>
+        <w:t xml:space="preserve">Footer questions: “Is this bigger or smaller than the last thing we finished?” “Do we need a number, or do we just need to know it's small?”</w:t>
+      </w:r>
+    </w:p>
+    <w:p>
+      <w:r>
+        <w:t xml:space="preserve">Original board for reference: https://eparker71.github.io/agile-ways-of-working/estimation-board.html</w:t>
       </w:r>
     </w:p>
     <w:p>

--- a/facilitator-guide-estimation.docx
+++ b/facilitator-guide-estimation.docx
@@ -238,7 +238,7 @@
         </w:numPr>
       </w:pPr>
       <w:r>
-        <w:t xml:space="preserve">Print the board at A3, or load the SVG as a digital background</w:t>
+        <w:t xml:space="preserve">Print the board at A3 or 11×17, or load the SVG as a digital background</w:t>
       </w:r>
     </w:p>
     <w:p>

--- a/facilitator-guide-estimation.docx
+++ b/facilitator-guide-estimation.docx
@@ -737,7 +737,7 @@
         <w:t xml:space="preserve">Estimates aren't promises. </w:t>
       </w:r>
       <w:r>
-        <w:t xml:space="preserve">Use them to forecast, never to judge people or compare teams.</w:t>
+        <w:t xml:space="preserve">Use them to forecast, never to judge people or compare teams. An early guess with little to go on (a WAG) should say so, as a wide range.</w:t>
       </w:r>
     </w:p>
     <w:p>
